--- a/pr-preview/pr-268/bayesian-examples-handout.docx
+++ b/pr-preview/pr-268/bayesian-examples-handout.docx
@@ -15,7 +15,7 @@
         <w:pStyle w:val="Date"/>
       </w:pPr>
       <w:r>
-        <w:t xml:space="preserve">Last modified: 2026-10-16 16:48:14 (PDT)</w:t>
+        <w:t xml:space="preserve">Last modified: 2026-10-16 18:04:33 (PDT)</w:t>
       </w:r>
     </w:p>
     <w:p>
@@ -1679,89 +1679,9 @@
       <w:r>
         <w:t xml:space="preserve"> </w:t>
       </w:r>
-      <m:oMath>
-        <m:r>
-          <m:rPr>
-            <m:sty m:val="p"/>
-          </m:rPr>
-          <m:t>logit</m:t>
-        </m:r>
-        <m:r>
-          <m:rPr>
-            <m:sty m:val="p"/>
-          </m:rPr>
-          <m:t>(</m:t>
-        </m:r>
-        <m:sSub>
-          <m:e>
-            <m:r>
-              <m:t>π</m:t>
-            </m:r>
-          </m:e>
-          <m:sub>
-            <m:r>
-              <m:t>i</m:t>
-            </m:r>
-          </m:sub>
-        </m:sSub>
-        <m:r>
-          <m:rPr>
-            <m:sty m:val="p"/>
-          </m:rPr>
-          <m:t>)</m:t>
-        </m:r>
-        <m:r>
-          <m:rPr>
-            <m:sty m:val="p"/>
-          </m:rPr>
-          <m:t>=</m:t>
-        </m:r>
-        <m:sSub>
-          <m:e>
-            <m:limLow>
-              <m:e>
-                <m:r>
-                  <m:t>x</m:t>
-                </m:r>
-              </m:e>
-              <m:lim>
-                <m:r>
-                  <m:rPr>
-                    <m:sty m:val="p"/>
-                  </m:rPr>
-                  <m:t>∼</m:t>
-                </m:r>
-              </m:lim>
-            </m:limLow>
-          </m:e>
-          <m:sub>
-            <m:r>
-              <m:t>i</m:t>
-            </m:r>
-          </m:sub>
-        </m:sSub>
-        <m:r>
-          <m:rPr>
-            <m:sty m:val="p"/>
-          </m:rPr>
-          <m:t>⋅</m:t>
-        </m:r>
-        <m:limLow>
-          <m:e>
-            <m:r>
-              <m:t>β</m:t>
-            </m:r>
-          </m:e>
-          <m:lim>
-            <m:r>
-              <m:rPr>
-                <m:sty m:val="p"/>
-              </m:rPr>
-              <m:t>∼</m:t>
-            </m:r>
-          </m:lim>
-        </m:limLow>
-      </m:oMath>
+      <w:r>
+        <w:t xml:space="preserve">$\operatorname{logit}(\pi_i) = \mathord{\smash[b]{\underset{\raise.3ex\hbox{$\scriptstyle\sim$}}{x}}\vphantom{x}}_i \cdot \mathord{\smash[b]{\underset{\raise.3ex\hbox{$\scriptstyle\sim$}}{\beta}}\vphantom{\beta}}$</w:t>
+      </w:r>
       <w:r>
         <w:t xml:space="preserve">,</w:t>
       </w:r>
@@ -1797,23 +1717,9 @@
       <w:r>
         <w:t xml:space="preserve"> </w:t>
       </w:r>
-      <m:oMath>
-        <m:limLow>
-          <m:e>
-            <m:r>
-              <m:t>β</m:t>
-            </m:r>
-          </m:e>
-          <m:lim>
-            <m:r>
-              <m:rPr>
-                <m:sty m:val="p"/>
-              </m:rPr>
-              <m:t>∼</m:t>
-            </m:r>
-          </m:lim>
-        </m:limLow>
-      </m:oMath>
+      <w:r>
+        <w:t xml:space="preserve">$\mathord{\smash[b]{\underset{\raise.3ex\hbox{$\scriptstyle\sim$}}{\beta}}\vphantom{\beta}}$</w:t>
+      </w:r>
       <w:r>
         <w:t xml:space="preserve"> </w:t>
       </w:r>
@@ -1823,62 +1729,9 @@
       <w:r>
         <w:t xml:space="preserve"> </w:t>
       </w:r>
-      <m:oMath>
-        <m:r>
-          <m:rPr>
-            <m:sty m:val="p"/>
-          </m:rPr>
-          <m:t>p</m:t>
-        </m:r>
-        <m:r>
-          <m:rPr>
-            <m:sty m:val="p"/>
-          </m:rPr>
-          <m:t>(</m:t>
-        </m:r>
-        <m:limLow>
-          <m:e>
-            <m:r>
-              <m:t>β</m:t>
-            </m:r>
-          </m:e>
-          <m:lim>
-            <m:r>
-              <m:rPr>
-                <m:sty m:val="p"/>
-              </m:rPr>
-              <m:t>∼</m:t>
-            </m:r>
-          </m:lim>
-        </m:limLow>
-        <m:r>
-          <m:rPr>
-            <m:sty m:val="p"/>
-          </m:rPr>
-          <m:t>∣</m:t>
-        </m:r>
-        <m:limLow>
-          <m:e>
-            <m:r>
-              <m:t>y</m:t>
-            </m:r>
-          </m:e>
-          <m:lim>
-            <m:r>
-              <m:rPr>
-                <m:sty m:val="p"/>
-              </m:rPr>
-              <m:t>∼</m:t>
-            </m:r>
-          </m:lim>
-        </m:limLow>
-        <m:r>
-          <m:rPr>
-            <m:sty m:val="p"/>
-          </m:rPr>
-          <m:t>)</m:t>
-        </m:r>
-      </m:oMath>
+      <w:r>
+        <w:t xml:space="preserve">$\operatorname{p}(\mathord{\smash[b]{\underset{\raise.3ex\hbox{$\scriptstyle\sim$}}{\beta}}\vphantom{\beta}}\mid \mathord{\smash[b]{\underset{\raise.3ex\hbox{$\scriptstyle\sim$}}{y}}\vphantom{y}})$</w:t>
+      </w:r>
       <w:r>
         <w:t xml:space="preserve"> </w:t>
       </w:r>
@@ -1997,23 +1850,9 @@
       <w:r>
         <w:t xml:space="preserve"> </w:t>
       </w:r>
-      <m:oMath>
-        <m:limLow>
-          <m:e>
-            <m:r>
-              <m:t>β</m:t>
-            </m:r>
-          </m:e>
-          <m:lim>
-            <m:r>
-              <m:rPr>
-                <m:sty m:val="p"/>
-              </m:rPr>
-              <m:t>∼</m:t>
-            </m:r>
-          </m:lim>
-        </m:limLow>
-      </m:oMath>
+      <w:r>
+        <w:t xml:space="preserve">$\mathord{\smash[b]{\underset{\raise.3ex\hbox{$\scriptstyle\sim$}}{\beta}}\vphantom{\beta}}$</w:t>
+      </w:r>
       <w:r>
         <w:t xml:space="preserve">,</w:t>
       </w:r>
@@ -10596,59 +10435,9 @@
       <w:r>
         <w:t xml:space="preserve"> </w:t>
       </w:r>
-      <m:oMath>
-        <m:r>
-          <m:rPr>
-            <m:sty m:val="p"/>
-          </m:rPr>
-          <m:t>p</m:t>
-        </m:r>
-        <m:r>
-          <m:rPr>
-            <m:sty m:val="p"/>
-          </m:rPr>
-          <m:t>(</m:t>
-        </m:r>
-        <m:limLow>
-          <m:e>
-            <m:r>
-              <m:t>y</m:t>
-            </m:r>
-          </m:e>
-          <m:lim>
-            <m:r>
-              <m:rPr>
-                <m:sty m:val="p"/>
-              </m:rPr>
-              <m:t>∼</m:t>
-            </m:r>
-          </m:lim>
-        </m:limLow>
-        <m:r>
-          <m:rPr>
-            <m:sty m:val="p"/>
-          </m:rPr>
-          <m:t>∣</m:t>
-        </m:r>
-        <m:sSub>
-          <m:e>
-            <m:r>
-              <m:t>M</m:t>
-            </m:r>
-          </m:e>
-          <m:sub>
-            <m:r>
-              <m:t>k</m:t>
-            </m:r>
-          </m:sub>
-        </m:sSub>
-        <m:r>
-          <m:rPr>
-            <m:sty m:val="p"/>
-          </m:rPr>
-          <m:t>)</m:t>
-        </m:r>
-      </m:oMath>
+      <w:r>
+        <w:t xml:space="preserve">$\operatorname{p}(\mathord{\smash[b]{\underset{\raise.3ex\hbox{$\scriptstyle\sim$}}{y}}\vphantom{y}}\mid M_k)$</w:t>
+      </w:r>
       <w:r>
         <w:t xml:space="preserve"> </w:t>
       </w:r>
@@ -10742,295 +10531,12 @@
       <w:pPr>
         <w:pStyle w:val="BodyText"/>
       </w:pPr>
-      <m:oMathPara>
-        <m:oMathParaPr>
-          <m:jc m:val="center"/>
-        </m:oMathParaPr>
-        <m:oMath>
-          <m:r>
-            <m:rPr>
-              <m:sty m:val="p"/>
-            </m:rPr>
-            <m:t>p</m:t>
-          </m:r>
-          <m:r>
-            <m:rPr>
-              <m:sty m:val="p"/>
-            </m:rPr>
-            <m:t>(</m:t>
-          </m:r>
-          <m:sSub>
-            <m:e>
-              <m:r>
-                <m:t>M</m:t>
-              </m:r>
-            </m:e>
-            <m:sub>
-              <m:r>
-                <m:t>k</m:t>
-              </m:r>
-            </m:sub>
-          </m:sSub>
-          <m:r>
-            <m:rPr>
-              <m:sty m:val="p"/>
-            </m:rPr>
-            <m:t>∣</m:t>
-          </m:r>
-          <m:limLow>
-            <m:e>
-              <m:r>
-                <m:t>y</m:t>
-              </m:r>
-            </m:e>
-            <m:lim>
-              <m:r>
-                <m:rPr>
-                  <m:sty m:val="p"/>
-                </m:rPr>
-                <m:t>∼</m:t>
-              </m:r>
-            </m:lim>
-          </m:limLow>
-          <m:r>
-            <m:rPr>
-              <m:sty m:val="p"/>
-            </m:rPr>
-            <m:t>)</m:t>
-          </m:r>
-          <m:limUpp>
-            <m:e>
-              <m:r>
-                <m:rPr>
-                  <m:sty m:val="p"/>
-                </m:rPr>
-                <m:t>=</m:t>
-              </m:r>
-            </m:e>
-            <m:lim>
-              <m:r>
-                <m:rPr>
-                  <m:nor/>
-                  <m:sty m:val="p"/>
-                </m:rPr>
-                <m:t>def</m:t>
-              </m:r>
-            </m:lim>
-          </m:limUpp>
-          <m:f>
-            <m:fPr>
-              <m:type m:val="bar"/>
-            </m:fPr>
-            <m:num>
-              <m:r>
-                <m:rPr>
-                  <m:sty m:val="p"/>
-                </m:rPr>
-                <m:t>p</m:t>
-              </m:r>
-              <m:r>
-                <m:rPr>
-                  <m:sty m:val="p"/>
-                </m:rPr>
-                <m:t>(</m:t>
-              </m:r>
-              <m:limLow>
-                <m:e>
-                  <m:r>
-                    <m:t>y</m:t>
-                  </m:r>
-                </m:e>
-                <m:lim>
-                  <m:r>
-                    <m:rPr>
-                      <m:sty m:val="p"/>
-                    </m:rPr>
-                    <m:t>∼</m:t>
-                  </m:r>
-                </m:lim>
-              </m:limLow>
-              <m:r>
-                <m:rPr>
-                  <m:sty m:val="p"/>
-                </m:rPr>
-                <m:t>∣</m:t>
-              </m:r>
-              <m:sSub>
-                <m:e>
-                  <m:r>
-                    <m:t>M</m:t>
-                  </m:r>
-                </m:e>
-                <m:sub>
-                  <m:r>
-                    <m:t>k</m:t>
-                  </m:r>
-                </m:sub>
-              </m:sSub>
-              <m:r>
-                <m:rPr>
-                  <m:sty m:val="p"/>
-                </m:rPr>
-                <m:t>)</m:t>
-              </m:r>
-              <m:r>
-                <m:t> </m:t>
-              </m:r>
-              <m:r>
-                <m:rPr>
-                  <m:sty m:val="p"/>
-                </m:rPr>
-                <m:t>p</m:t>
-              </m:r>
-              <m:r>
-                <m:rPr>
-                  <m:sty m:val="p"/>
-                </m:rPr>
-                <m:t>(</m:t>
-              </m:r>
-              <m:sSub>
-                <m:e>
-                  <m:r>
-                    <m:t>M</m:t>
-                  </m:r>
-                </m:e>
-                <m:sub>
-                  <m:r>
-                    <m:t>k</m:t>
-                  </m:r>
-                </m:sub>
-              </m:sSub>
-              <m:r>
-                <m:rPr>
-                  <m:sty m:val="p"/>
-                </m:rPr>
-                <m:t>)</m:t>
-              </m:r>
-            </m:num>
-            <m:den>
-              <m:nary>
-                <m:naryPr>
-                  <m:chr m:val="∑"/>
-                  <m:limLoc m:val="undOvr"/>
-                  <m:subHide m:val="off"/>
-                  <m:supHide m:val="off"/>
-                </m:naryPr>
-                <m:sub>
-                  <m:r>
-                    <m:t>l</m:t>
-                  </m:r>
-                  <m:r>
-                    <m:rPr>
-                      <m:sty m:val="p"/>
-                    </m:rPr>
-                    <m:t>=</m:t>
-                  </m:r>
-                  <m:r>
-                    <m:t>1</m:t>
-                  </m:r>
-                </m:sub>
-                <m:sup>
-                  <m:r>
-                    <m:t>K</m:t>
-                  </m:r>
-                </m:sup>
-                <m:e>
-                  <m:r>
-                    <m:rPr>
-                      <m:sty m:val="p"/>
-                    </m:rPr>
-                    <m:t>p</m:t>
-                  </m:r>
-                </m:e>
-              </m:nary>
-              <m:r>
-                <m:rPr>
-                  <m:sty m:val="p"/>
-                </m:rPr>
-                <m:t>(</m:t>
-              </m:r>
-              <m:limLow>
-                <m:e>
-                  <m:r>
-                    <m:t>y</m:t>
-                  </m:r>
-                </m:e>
-                <m:lim>
-                  <m:r>
-                    <m:rPr>
-                      <m:sty m:val="p"/>
-                    </m:rPr>
-                    <m:t>∼</m:t>
-                  </m:r>
-                </m:lim>
-              </m:limLow>
-              <m:r>
-                <m:rPr>
-                  <m:sty m:val="p"/>
-                </m:rPr>
-                <m:t>∣</m:t>
-              </m:r>
-              <m:sSub>
-                <m:e>
-                  <m:r>
-                    <m:t>M</m:t>
-                  </m:r>
-                </m:e>
-                <m:sub>
-                  <m:r>
-                    <m:t>l</m:t>
-                  </m:r>
-                </m:sub>
-              </m:sSub>
-              <m:r>
-                <m:rPr>
-                  <m:sty m:val="p"/>
-                </m:rPr>
-                <m:t>)</m:t>
-              </m:r>
-              <m:r>
-                <m:t> </m:t>
-              </m:r>
-              <m:r>
-                <m:rPr>
-                  <m:sty m:val="p"/>
-                </m:rPr>
-                <m:t>p</m:t>
-              </m:r>
-              <m:r>
-                <m:rPr>
-                  <m:sty m:val="p"/>
-                </m:rPr>
-                <m:t>(</m:t>
-              </m:r>
-              <m:sSub>
-                <m:e>
-                  <m:r>
-                    <m:t>M</m:t>
-                  </m:r>
-                </m:e>
-                <m:sub>
-                  <m:r>
-                    <m:t>l</m:t>
-                  </m:r>
-                </m:sub>
-              </m:sSub>
-              <m:r>
-                <m:rPr>
-                  <m:sty m:val="p"/>
-                </m:rPr>
-                <m:t>)</m:t>
-              </m:r>
-            </m:den>
-          </m:f>
-          <m:r>
-            <m:rPr>
-              <m:sty m:val="p"/>
-            </m:rPr>
-            <m:t>.</m:t>
-          </m:r>
-        </m:oMath>
-      </m:oMathPara>
+      <w:r>
+        <w:t xml:space="preserve">$$
+    \operatorname{p}(M_k \mid \mathord{\smash[b]{\underset{\raise.3ex\hbox{$\scriptstyle\sim$}}{y}}\vphantom{y}}) \stackrel{\text{def}}{=}
+    \frac{\operatorname{p}(\mathord{\smash[b]{\underset{\raise.3ex\hbox{$\scriptstyle\sim$}}{y}}\vphantom{y}}\mid M_k)\, \operatorname{p}(M_k)}{\sum_{l=1}^{K} \operatorname{p}(\mathord{\smash[b]{\underset{\raise.3ex\hbox{$\scriptstyle\sim$}}{y}}\vphantom{y}}\mid M_l)\, \operatorname{p}(M_l)}.
+    $$</w:t>
+      </w:r>
     </w:p>
     <w:bookmarkEnd w:id="32"/>
     <w:bookmarkStart w:id="33" w:name="exm-posterior-model-probability"/>
@@ -11161,68 +10667,9 @@
       <w:r>
         <w:t xml:space="preserve"> </w:t>
       </w:r>
-      <m:oMath>
-        <m:r>
-          <m:rPr>
-            <m:sty m:val="p"/>
-          </m:rPr>
-          <m:t>p</m:t>
-        </m:r>
-        <m:r>
-          <m:rPr>
-            <m:sty m:val="p"/>
-          </m:rPr>
-          <m:t>(</m:t>
-        </m:r>
-        <m:limLow>
-          <m:e>
-            <m:r>
-              <m:t>y</m:t>
-            </m:r>
-          </m:e>
-          <m:lim>
-            <m:r>
-              <m:rPr>
-                <m:sty m:val="p"/>
-              </m:rPr>
-              <m:t>∼</m:t>
-            </m:r>
-          </m:lim>
-        </m:limLow>
-        <m:r>
-          <m:rPr>
-            <m:sty m:val="p"/>
-          </m:rPr>
-          <m:t>∣</m:t>
-        </m:r>
-        <m:sSub>
-          <m:e>
-            <m:r>
-              <m:t>M</m:t>
-            </m:r>
-          </m:e>
-          <m:sub>
-            <m:r>
-              <m:t>1</m:t>
-            </m:r>
-          </m:sub>
-        </m:sSub>
-        <m:r>
-          <m:rPr>
-            <m:sty m:val="p"/>
-          </m:rPr>
-          <m:t>)</m:t>
-        </m:r>
-        <m:r>
-          <m:rPr>
-            <m:sty m:val="p"/>
-          </m:rPr>
-          <m:t>=</m:t>
-        </m:r>
-        <m:r>
-          <m:t>0.02</m:t>
-        </m:r>
-      </m:oMath>
+      <w:r>
+        <w:t xml:space="preserve">$\operatorname{p}(\mathord{\smash[b]{\underset{\raise.3ex\hbox{$\scriptstyle\sim$}}{y}}\vphantom{y}}\mid M_1) = 0.02$</w:t>
+      </w:r>
       <w:r>
         <w:t xml:space="preserve"> </w:t>
       </w:r>
@@ -11232,68 +10679,9 @@
       <w:r>
         <w:t xml:space="preserve"> </w:t>
       </w:r>
-      <m:oMath>
-        <m:r>
-          <m:rPr>
-            <m:sty m:val="p"/>
-          </m:rPr>
-          <m:t>p</m:t>
-        </m:r>
-        <m:r>
-          <m:rPr>
-            <m:sty m:val="p"/>
-          </m:rPr>
-          <m:t>(</m:t>
-        </m:r>
-        <m:limLow>
-          <m:e>
-            <m:r>
-              <m:t>y</m:t>
-            </m:r>
-          </m:e>
-          <m:lim>
-            <m:r>
-              <m:rPr>
-                <m:sty m:val="p"/>
-              </m:rPr>
-              <m:t>∼</m:t>
-            </m:r>
-          </m:lim>
-        </m:limLow>
-        <m:r>
-          <m:rPr>
-            <m:sty m:val="p"/>
-          </m:rPr>
-          <m:t>∣</m:t>
-        </m:r>
-        <m:sSub>
-          <m:e>
-            <m:r>
-              <m:t>M</m:t>
-            </m:r>
-          </m:e>
-          <m:sub>
-            <m:r>
-              <m:t>2</m:t>
-            </m:r>
-          </m:sub>
-        </m:sSub>
-        <m:r>
-          <m:rPr>
-            <m:sty m:val="p"/>
-          </m:rPr>
-          <m:t>)</m:t>
-        </m:r>
-        <m:r>
-          <m:rPr>
-            <m:sty m:val="p"/>
-          </m:rPr>
-          <m:t>=</m:t>
-        </m:r>
-        <m:r>
-          <m:t>0.06</m:t>
-        </m:r>
-      </m:oMath>
+      <w:r>
+        <w:t xml:space="preserve">$\operatorname{p}(\mathord{\smash[b]{\underset{\raise.3ex\hbox{$\scriptstyle\sim$}}{y}}\vphantom{y}}\mid M_2) = 0.06$</w:t>
+      </w:r>
       <w:r>
         <w:t xml:space="preserve"> </w:t>
       </w:r>
@@ -11305,124 +10693,14 @@
       <w:pPr>
         <w:pStyle w:val="BodyText"/>
       </w:pPr>
-      <m:oMathPara>
-        <m:oMathParaPr>
-          <m:jc m:val="center"/>
-        </m:oMathParaPr>
-        <m:oMath>
-          <m:eqArr>
-            <m:e>
-              <m:r>
-                <m:rPr>
-                  <m:sty m:val="p"/>
-                </m:rPr>
-                <m:t>p</m:t>
-              </m:r>
-              <m:r>
-                <m:rPr>
-                  <m:sty m:val="p"/>
-                </m:rPr>
-                <m:t>(</m:t>
-              </m:r>
-              <m:sSub>
-                <m:e>
-                  <m:r>
-                    <m:t>M</m:t>
-                  </m:r>
-                </m:e>
-                <m:sub>
-                  <m:r>
-                    <m:t>1</m:t>
-                  </m:r>
-                </m:sub>
-              </m:sSub>
-              <m:r>
-                <m:rPr>
-                  <m:sty m:val="p"/>
-                </m:rPr>
-                <m:t>∣</m:t>
-              </m:r>
-              <m:limLow>
-                <m:e>
-                  <m:r>
-                    <m:t>y</m:t>
-                  </m:r>
-                </m:e>
-                <m:lim>
-                  <m:r>
-                    <m:rPr>
-                      <m:sty m:val="p"/>
-                    </m:rPr>
-                    <m:t>∼</m:t>
-                  </m:r>
-                </m:lim>
-              </m:limLow>
-              <m:r>
-                <m:rPr>
-                  <m:sty m:val="p"/>
-                </m:rPr>
-                <m:t>)</m:t>
-              </m:r>
-              <m:r>
-                <m:t>&amp;</m:t>
-              </m:r>
-              <m:r>
-                <m:rPr>
-                  <m:sty m:val="p"/>
-                </m:rPr>
-                <m:t>=</m:t>
-              </m:r>
-              <m:r>
-                <m:t>0.01</m:t>
-              </m:r>
-              <m:r>
-                <m:rPr>
-                  <m:sty m:val="p"/>
-                </m:rPr>
-                <m:t>/</m:t>
-              </m:r>
-              <m:r>
-                <m:rPr>
-                  <m:sty m:val="p"/>
-                </m:rPr>
-                <m:t>(</m:t>
-              </m:r>
-              <m:r>
-                <m:t>0.01</m:t>
-              </m:r>
-              <m:r>
-                <m:rPr>
-                  <m:sty m:val="p"/>
-                </m:rPr>
-                <m:t>+</m:t>
-              </m:r>
-              <m:r>
-                <m:t>0.03</m:t>
-              </m:r>
-              <m:r>
-                <m:rPr>
-                  <m:sty m:val="p"/>
-                </m:rPr>
-                <m:t>)</m:t>
-              </m:r>
-            </m:e>
-            <m:e>
-              <m:r>
-                <m:t>&amp;</m:t>
-              </m:r>
-              <m:r>
-                <m:rPr>
-                  <m:sty m:val="p"/>
-                </m:rPr>
-                <m:t>=</m:t>
-              </m:r>
-              <m:r>
-                <m:t>0.25</m:t>
-              </m:r>
-            </m:e>
-          </m:eqArr>
-        </m:oMath>
-      </m:oMathPara>
+      <w:r>
+        <w:t xml:space="preserve">$$
+    \begin{aligned}
+      \operatorname{p}(M_1 \mid \mathord{\smash[b]{\underset{\raise.3ex\hbox{$\scriptstyle\sim$}}{y}}\vphantom{y}}) &amp;= 0.01 / (0.01 + 0.03) \\
+      &amp;= 0.25
+    \end{aligned}
+    $$</w:t>
+      </w:r>
     </w:p>
     <w:p>
       <w:pPr>
@@ -11434,68 +10712,9 @@
       <w:r>
         <w:t xml:space="preserve"> </w:t>
       </w:r>
-      <m:oMath>
-        <m:r>
-          <m:rPr>
-            <m:sty m:val="p"/>
-          </m:rPr>
-          <m:t>p</m:t>
-        </m:r>
-        <m:r>
-          <m:rPr>
-            <m:sty m:val="p"/>
-          </m:rPr>
-          <m:t>(</m:t>
-        </m:r>
-        <m:sSub>
-          <m:e>
-            <m:r>
-              <m:t>M</m:t>
-            </m:r>
-          </m:e>
-          <m:sub>
-            <m:r>
-              <m:t>2</m:t>
-            </m:r>
-          </m:sub>
-        </m:sSub>
-        <m:r>
-          <m:rPr>
-            <m:sty m:val="p"/>
-          </m:rPr>
-          <m:t>∣</m:t>
-        </m:r>
-        <m:limLow>
-          <m:e>
-            <m:r>
-              <m:t>y</m:t>
-            </m:r>
-          </m:e>
-          <m:lim>
-            <m:r>
-              <m:rPr>
-                <m:sty m:val="p"/>
-              </m:rPr>
-              <m:t>∼</m:t>
-            </m:r>
-          </m:lim>
-        </m:limLow>
-        <m:r>
-          <m:rPr>
-            <m:sty m:val="p"/>
-          </m:rPr>
-          <m:t>)</m:t>
-        </m:r>
-        <m:r>
-          <m:rPr>
-            <m:sty m:val="p"/>
-          </m:rPr>
-          <m:t>=</m:t>
-        </m:r>
-        <m:r>
-          <m:t>0.75</m:t>
-        </m:r>
-      </m:oMath>
+      <w:r>
+        <w:t xml:space="preserve">$\operatorname{p}(M_2 \mid \mathord{\smash[b]{\underset{\raise.3ex\hbox{$\scriptstyle\sim$}}{y}}\vphantom{y}}) = 0.75$</w:t>
+      </w:r>
       <w:r>
         <w:t xml:space="preserve">.</w:t>
       </w:r>
@@ -11533,59 +10752,9 @@
       <w:r>
         <w:t xml:space="preserve"> </w:t>
       </w:r>
-      <m:oMath>
-        <m:r>
-          <m:rPr>
-            <m:sty m:val="p"/>
-          </m:rPr>
-          <m:t>p</m:t>
-        </m:r>
-        <m:r>
-          <m:rPr>
-            <m:sty m:val="p"/>
-          </m:rPr>
-          <m:t>(</m:t>
-        </m:r>
-        <m:sSub>
-          <m:e>
-            <m:r>
-              <m:t>M</m:t>
-            </m:r>
-          </m:e>
-          <m:sub>
-            <m:r>
-              <m:t>k</m:t>
-            </m:r>
-          </m:sub>
-        </m:sSub>
-        <m:r>
-          <m:rPr>
-            <m:sty m:val="p"/>
-          </m:rPr>
-          <m:t>∣</m:t>
-        </m:r>
-        <m:limLow>
-          <m:e>
-            <m:r>
-              <m:t>y</m:t>
-            </m:r>
-          </m:e>
-          <m:lim>
-            <m:r>
-              <m:rPr>
-                <m:sty m:val="p"/>
-              </m:rPr>
-              <m:t>∼</m:t>
-            </m:r>
-          </m:lim>
-        </m:limLow>
-        <m:r>
-          <m:rPr>
-            <m:sty m:val="p"/>
-          </m:rPr>
-          <m:t>)</m:t>
-        </m:r>
-      </m:oMath>
+      <w:r>
+        <w:t xml:space="preserve">$\operatorname{p}(M_k \mid \mathord{\smash[b]{\underset{\raise.3ex\hbox{$\scriptstyle\sim$}}{y}}\vphantom{y}})$</w:t>
+      </w:r>
       <w:r>
         <w:t xml:space="preserve"> </w:t>
       </w:r>
@@ -11686,229 +10855,11 @@
       <w:pPr>
         <w:pStyle w:val="BodyText"/>
       </w:pPr>
-      <m:oMathPara>
-        <m:oMathParaPr>
-          <m:jc m:val="center"/>
-        </m:oMathParaPr>
-        <m:oMath>
-          <m:r>
-            <m:rPr>
-              <m:sty m:val="p"/>
-            </m:rPr>
-            <m:t>p</m:t>
-          </m:r>
-          <m:r>
-            <m:rPr>
-              <m:sty m:val="p"/>
-            </m:rPr>
-            <m:t>(</m:t>
-          </m:r>
-          <m:r>
-            <m:rPr>
-              <m:sty m:val="p"/>
-            </m:rPr>
-            <m:t>Δ</m:t>
-          </m:r>
-          <m:r>
-            <m:rPr>
-              <m:sty m:val="p"/>
-            </m:rPr>
-            <m:t>∣</m:t>
-          </m:r>
-          <m:limLow>
-            <m:e>
-              <m:r>
-                <m:t>y</m:t>
-              </m:r>
-            </m:e>
-            <m:lim>
-              <m:r>
-                <m:rPr>
-                  <m:sty m:val="p"/>
-                </m:rPr>
-                <m:t>∼</m:t>
-              </m:r>
-            </m:lim>
-          </m:limLow>
-          <m:r>
-            <m:rPr>
-              <m:sty m:val="p"/>
-            </m:rPr>
-            <m:t>)</m:t>
-          </m:r>
-          <m:limUpp>
-            <m:e>
-              <m:r>
-                <m:rPr>
-                  <m:sty m:val="p"/>
-                </m:rPr>
-                <m:t>=</m:t>
-              </m:r>
-            </m:e>
-            <m:lim>
-              <m:r>
-                <m:rPr>
-                  <m:nor/>
-                  <m:sty m:val="p"/>
-                </m:rPr>
-                <m:t>def</m:t>
-              </m:r>
-            </m:lim>
-          </m:limUpp>
-          <m:nary>
-            <m:naryPr>
-              <m:chr m:val="∑"/>
-              <m:limLoc m:val="undOvr"/>
-              <m:subHide m:val="off"/>
-              <m:supHide m:val="off"/>
-            </m:naryPr>
-            <m:sub>
-              <m:r>
-                <m:t>k</m:t>
-              </m:r>
-              <m:r>
-                <m:rPr>
-                  <m:sty m:val="p"/>
-                </m:rPr>
-                <m:t>=</m:t>
-              </m:r>
-              <m:r>
-                <m:t>1</m:t>
-              </m:r>
-            </m:sub>
-            <m:sup>
-              <m:r>
-                <m:t>K</m:t>
-              </m:r>
-            </m:sup>
-            <m:e>
-              <m:r>
-                <m:rPr>
-                  <m:sty m:val="p"/>
-                </m:rPr>
-                <m:t>p</m:t>
-              </m:r>
-            </m:e>
-          </m:nary>
-          <m:r>
-            <m:rPr>
-              <m:sty m:val="p"/>
-            </m:rPr>
-            <m:t>(</m:t>
-          </m:r>
-          <m:r>
-            <m:rPr>
-              <m:sty m:val="p"/>
-            </m:rPr>
-            <m:t>Δ</m:t>
-          </m:r>
-          <m:r>
-            <m:rPr>
-              <m:sty m:val="p"/>
-            </m:rPr>
-            <m:t>∣</m:t>
-          </m:r>
-          <m:sSub>
-            <m:e>
-              <m:r>
-                <m:t>M</m:t>
-              </m:r>
-            </m:e>
-            <m:sub>
-              <m:r>
-                <m:t>k</m:t>
-              </m:r>
-            </m:sub>
-          </m:sSub>
-          <m:r>
-            <m:rPr>
-              <m:sty m:val="p"/>
-            </m:rPr>
-            <m:t>,</m:t>
-          </m:r>
-          <m:limLow>
-            <m:e>
-              <m:r>
-                <m:t>y</m:t>
-              </m:r>
-            </m:e>
-            <m:lim>
-              <m:r>
-                <m:rPr>
-                  <m:sty m:val="p"/>
-                </m:rPr>
-                <m:t>∼</m:t>
-              </m:r>
-            </m:lim>
-          </m:limLow>
-          <m:r>
-            <m:rPr>
-              <m:sty m:val="p"/>
-            </m:rPr>
-            <m:t>)</m:t>
-          </m:r>
-          <m:r>
-            <m:t> </m:t>
-          </m:r>
-          <m:r>
-            <m:rPr>
-              <m:sty m:val="p"/>
-            </m:rPr>
-            <m:t>p</m:t>
-          </m:r>
-          <m:r>
-            <m:rPr>
-              <m:sty m:val="p"/>
-            </m:rPr>
-            <m:t>(</m:t>
-          </m:r>
-          <m:sSub>
-            <m:e>
-              <m:r>
-                <m:t>M</m:t>
-              </m:r>
-            </m:e>
-            <m:sub>
-              <m:r>
-                <m:t>k</m:t>
-              </m:r>
-            </m:sub>
-          </m:sSub>
-          <m:r>
-            <m:rPr>
-              <m:sty m:val="p"/>
-            </m:rPr>
-            <m:t>∣</m:t>
-          </m:r>
-          <m:limLow>
-            <m:e>
-              <m:r>
-                <m:t>y</m:t>
-              </m:r>
-            </m:e>
-            <m:lim>
-              <m:r>
-                <m:rPr>
-                  <m:sty m:val="p"/>
-                </m:rPr>
-                <m:t>∼</m:t>
-              </m:r>
-            </m:lim>
-          </m:limLow>
-          <m:r>
-            <m:rPr>
-              <m:sty m:val="p"/>
-            </m:rPr>
-            <m:t>)</m:t>
-          </m:r>
-          <m:r>
-            <m:rPr>
-              <m:sty m:val="p"/>
-            </m:rPr>
-            <m:t>.</m:t>
-          </m:r>
-        </m:oMath>
-      </m:oMathPara>
+      <w:r>
+        <w:t xml:space="preserve">$$
+    \operatorname{p}(\Delta\mid \mathord{\smash[b]{\underset{\raise.3ex\hbox{$\scriptstyle\sim$}}{y}}\vphantom{y}}) \stackrel{\text{def}}{=}\sum_{k=1}^{K} \operatorname{p}(\Delta\mid M_k, \mathord{\smash[b]{\underset{\raise.3ex\hbox{$\scriptstyle\sim$}}{y}}\vphantom{y}})\, \operatorname{p}(M_k \mid \mathord{\smash[b]{\underset{\raise.3ex\hbox{$\scriptstyle\sim$}}{y}}\vphantom{y}}).
+    $$</w:t>
+      </w:r>
     </w:p>
     <w:bookmarkEnd w:id="34"/>
     <w:bookmarkStart w:id="35" w:name="def-pip"/>
@@ -12037,230 +10988,12 @@
       <w:pPr>
         <w:pStyle w:val="BodyText"/>
       </w:pPr>
-      <m:oMathPara>
-        <m:oMathParaPr>
-          <m:jc m:val="center"/>
-        </m:oMathParaPr>
-        <m:oMath>
-          <m:r>
-            <m:rPr>
-              <m:sty m:val="p"/>
-            </m:rPr>
-            <m:t>p</m:t>
-          </m:r>
-          <m:r>
-            <m:rPr>
-              <m:sty m:val="p"/>
-            </m:rPr>
-            <m:t>(</m:t>
-          </m:r>
-          <m:sSub>
-            <m:e>
-              <m:r>
-                <m:t>M</m:t>
-              </m:r>
-            </m:e>
-            <m:sub>
-              <m:r>
-                <m:t>k</m:t>
-              </m:r>
-            </m:sub>
-          </m:sSub>
-          <m:r>
-            <m:rPr>
-              <m:sty m:val="p"/>
-            </m:rPr>
-            <m:t>∣</m:t>
-          </m:r>
-          <m:limLow>
-            <m:e>
-              <m:r>
-                <m:t>y</m:t>
-              </m:r>
-            </m:e>
-            <m:lim>
-              <m:r>
-                <m:rPr>
-                  <m:sty m:val="p"/>
-                </m:rPr>
-                <m:t>∼</m:t>
-              </m:r>
-            </m:lim>
-          </m:limLow>
-          <m:r>
-            <m:rPr>
-              <m:sty m:val="p"/>
-            </m:rPr>
-            <m:t>)</m:t>
-          </m:r>
-          <m:r>
-            <m:rPr>
-              <m:sty m:val="p"/>
-            </m:rPr>
-            <m:t>≈</m:t>
-          </m:r>
-          <m:f>
-            <m:fPr>
-              <m:type m:val="bar"/>
-            </m:fPr>
-            <m:num>
-              <m:r>
-                <m:rPr>
-                  <m:sty m:val="p"/>
-                </m:rPr>
-                <m:t>exp</m:t>
-              </m:r>
-              <m:r>
-                <m:t>​</m:t>
-              </m:r>
-              <m:d>
-                <m:dPr>
-                  <m:begChr m:val="{"/>
-                  <m:sepChr m:val=""/>
-                  <m:endChr m:val="}"/>
-                  <m:grow/>
-                </m:dPr>
-                <m:e>
-                  <m:r>
-                    <m:rPr>
-                      <m:sty m:val="p"/>
-                    </m:rPr>
-                    <m:t>−</m:t>
-                  </m:r>
-                  <m:f>
-                    <m:fPr>
-                      <m:type m:val="lin"/>
-                    </m:fPr>
-                    <m:num>
-                      <m:r>
-                        <m:t>1</m:t>
-                      </m:r>
-                    </m:num>
-                    <m:den>
-                      <m:r>
-                        <m:t>2</m:t>
-                      </m:r>
-                    </m:den>
-                  </m:f>
-                  <m:sSub>
-                    <m:e>
-                      <m:r>
-                        <m:rPr>
-                          <m:sty m:val="p"/>
-                        </m:rPr>
-                        <m:t>BIC</m:t>
-                      </m:r>
-                    </m:e>
-                    <m:sub>
-                      <m:r>
-                        <m:t>k</m:t>
-                      </m:r>
-                    </m:sub>
-                  </m:sSub>
-                </m:e>
-              </m:d>
-              <m:r>
-                <m:t>​</m:t>
-              </m:r>
-            </m:num>
-            <m:den>
-              <m:nary>
-                <m:naryPr>
-                  <m:chr m:val="∑"/>
-                  <m:limLoc m:val="undOvr"/>
-                  <m:subHide m:val="off"/>
-                  <m:supHide m:val="off"/>
-                </m:naryPr>
-                <m:sub>
-                  <m:r>
-                    <m:t>l</m:t>
-                  </m:r>
-                  <m:r>
-                    <m:rPr>
-                      <m:sty m:val="p"/>
-                    </m:rPr>
-                    <m:t>=</m:t>
-                  </m:r>
-                  <m:r>
-                    <m:t>1</m:t>
-                  </m:r>
-                </m:sub>
-                <m:sup>
-                  <m:r>
-                    <m:t>K</m:t>
-                  </m:r>
-                </m:sup>
-                <m:e>
-                  <m:r>
-                    <m:rPr>
-                      <m:sty m:val="p"/>
-                    </m:rPr>
-                    <m:t>exp</m:t>
-                  </m:r>
-                </m:e>
-              </m:nary>
-              <m:r>
-                <m:t>​</m:t>
-              </m:r>
-              <m:d>
-                <m:dPr>
-                  <m:begChr m:val="{"/>
-                  <m:sepChr m:val=""/>
-                  <m:endChr m:val="}"/>
-                  <m:grow/>
-                </m:dPr>
-                <m:e>
-                  <m:r>
-                    <m:rPr>
-                      <m:sty m:val="p"/>
-                    </m:rPr>
-                    <m:t>−</m:t>
-                  </m:r>
-                  <m:f>
-                    <m:fPr>
-                      <m:type m:val="lin"/>
-                    </m:fPr>
-                    <m:num>
-                      <m:r>
-                        <m:t>1</m:t>
-                      </m:r>
-                    </m:num>
-                    <m:den>
-                      <m:r>
-                        <m:t>2</m:t>
-                      </m:r>
-                    </m:den>
-                  </m:f>
-                  <m:sSub>
-                    <m:e>
-                      <m:r>
-                        <m:rPr>
-                          <m:sty m:val="p"/>
-                        </m:rPr>
-                        <m:t>BIC</m:t>
-                      </m:r>
-                    </m:e>
-                    <m:sub>
-                      <m:r>
-                        <m:t>l</m:t>
-                      </m:r>
-                    </m:sub>
-                  </m:sSub>
-                </m:e>
-              </m:d>
-              <m:r>
-                <m:t>​</m:t>
-              </m:r>
-            </m:den>
-          </m:f>
-          <m:r>
-            <m:rPr>
-              <m:sty m:val="p"/>
-            </m:rPr>
-            <m:t>.</m:t>
-          </m:r>
-        </m:oMath>
-      </m:oMathPara>
+      <w:r>
+        <w:t xml:space="preserve">$$
+    \operatorname{p}(M_k \mid \mathord{\smash[b]{\underset{\raise.3ex\hbox{$\scriptstyle\sim$}}{y}}\vphantom{y}}) \approx
+    \frac{\operatorname{exp}\mathopen{}\left\{-\tfrac{1}{2}\operatorname{BIC}_k\right\}\mathclose{}}{\sum_{l=1}^{K} \operatorname{exp}\mathopen{}\left\{-\tfrac{1}{2}\operatorname{BIC}_l\right\}\mathclose{}}.
+    $$</w:t>
+      </w:r>
     </w:p>
     <w:p>
       <w:pPr>

--- a/pr-preview/pr-268/bayesian-examples-handout.docx
+++ b/pr-preview/pr-268/bayesian-examples-handout.docx
@@ -15,7 +15,7 @@
         <w:pStyle w:val="Date"/>
       </w:pPr>
       <w:r>
-        <w:t xml:space="preserve">Last modified: 2026-10-16 18:04:33 (PDT)</w:t>
+        <w:t xml:space="preserve">Last modified: 2026-10-16 19:00:04 (PDT)</w:t>
       </w:r>
     </w:p>
     <w:p>

--- a/pr-preview/pr-268/bayesian-examples-handout.docx
+++ b/pr-preview/pr-268/bayesian-examples-handout.docx
@@ -15,7 +15,7 @@
         <w:pStyle w:val="Date"/>
       </w:pPr>
       <w:r>
-        <w:t xml:space="preserve">Last modified: 2026-10-16 19:00:04 (PDT)</w:t>
+        <w:t xml:space="preserve">Last modified: 2026-10-16 22:26:41 (PDT)</w:t>
       </w:r>
     </w:p>
     <w:p>

--- a/pr-preview/pr-268/bayesian-examples-handout.docx
+++ b/pr-preview/pr-268/bayesian-examples-handout.docx
@@ -15,7 +15,7 @@
         <w:pStyle w:val="Date"/>
       </w:pPr>
       <w:r>
-        <w:t xml:space="preserve">Last modified: 2026-10-16 22:26:41 (PDT)</w:t>
+        <w:t xml:space="preserve">Last modified: 2026-10-16 23:34:43 (PDT)</w:t>
       </w:r>
     </w:p>
     <w:p>
